--- a/일본판/9부/9부_5화_총재의_반대운동.docx
+++ b/일본판/9부/9부_5화_총재의_반대운동.docx
@@ -253,7 +253,7 @@
           <w:i w:val="0"/>
           <w:sz w:val="22"/>
         </w:rPr>
-        <w:t>三つあります。一つ目は、国民投票法第百二条です。公務員が地位にあるために利用できる影響力や便益を、運動に使ってはならない。秘書官の肩書で動けば、地位の利用を疑われます。二つ目は、給与です。公費で給与を受けながら運動すれば、先生が言われた公費不使用が崩れます。だから無給にしました。三つ目は、去年の私の言葉です。</w:t>
+        <w:t>三つあります。一つ目は、国民投票法第百三条です。公務員が地位にあるために利用できる影響力や便益を、運動に使ってはならない。秘書官の肩書で動けば、地位の利用を疑われます。二つ目は、給与です。公費で給与を受けながら運動すれば、先生が言われた公費不使用が崩れます。だから無給にしました。三つ目は、去年の私の言葉です。</w:t>
       </w:r>
     </w:p>
     <w:p>
